--- a/Course/1 Component 1 - Computer Systems/1.1 Processors, Input, Output and Storage/1.1.2 Types of Processor/3 Worksheet (editable).docx
+++ b/Course/1 Component 1 - Computer Systems/1.1 Processors, Input, Output and Storage/1.1.2 Types of Processor/3 Worksheet (editable).docx
@@ -7,62 +7,26 @@
         <w:pStyle w:val="Heading1"/>
       </w:pPr>
       <w:r>
+        <w:rPr>
+          <w:b w:val="0"/>
+          <w:i w:val="0"/>
+        </w:rPr>
         <w:t>Quiz — 1.1.2 Types of Processor</w:t>
       </w:r>
     </w:p>
     <w:p>
       <w:r>
-        <w:t xml:space="preserve">Name: </w:t>
-      </w:r>
-      <w:r>
         <w:rPr>
-          <w:b/>
+          <w:b w:val="0"/>
+          <w:i w:val="0"/>
         </w:rPr>
-        <w:t>_</w:t>
-      </w:r>
-      <w:r>
-        <w:rPr>
-          <w:b/>
-        </w:rPr>
-        <w:t>_</w:t>
-      </w:r>
-      <w:r>
-        <w:rPr>
-          <w:b/>
-        </w:rPr>
-        <w:t>_</w:t>
-      </w:r>
-      <w:r>
-        <w:rPr>
-          <w:b/>
-        </w:rPr>
-        <w:t>_</w:t>
-      </w:r>
-      <w:r>
-        <w:rPr>
-          <w:b/>
-        </w:rPr>
-        <w:t xml:space="preserve">   Date: </w:t>
-      </w:r>
-      <w:r>
-        <w:rPr>
-          <w:b/>
-        </w:rPr>
-        <w:t>_</w:t>
-      </w:r>
-      <w:r>
-        <w:rPr>
-          <w:b/>
-        </w:rPr>
-        <w:t xml:space="preserve">_   Mark: </w:t>
-      </w:r>
-      <w:r>
-        <w:t>____ / 25</w:t>
+        <w:t>Name: ______________________   Date: __________   Mark: ______ / 25</w:t>
       </w:r>
     </w:p>
     <w:p>
       <w:r>
         <w:rPr>
+          <w:b w:val="0"/>
           <w:i/>
         </w:rPr>
         <w:t>OCR H446 · Component 01 · 1.1.2</w:t>
@@ -73,6 +37,10 @@
         <w:pStyle w:val="Heading2"/>
       </w:pPr>
       <w:r>
+        <w:rPr>
+          <w:b w:val="0"/>
+          <w:i w:val="0"/>
+        </w:rPr>
         <w:t>Section A — Multiple choice (8 marks)</w:t>
       </w:r>
     </w:p>
@@ -80,44 +48,74 @@
       <w:r>
         <w:rPr>
           <w:b/>
+          <w:i w:val="0"/>
         </w:rPr>
         <w:t>1.</w:t>
       </w:r>
       <w:r>
+        <w:rPr>
+          <w:b w:val="0"/>
+          <w:i w:val="0"/>
+        </w:rPr>
         <w:t xml:space="preserve"> A key feature of the </w:t>
       </w:r>
       <w:r>
         <w:rPr>
           <w:b/>
+          <w:i w:val="0"/>
         </w:rPr>
         <w:t>Von Neumann</w:t>
       </w:r>
       <w:r>
+        <w:rPr>
+          <w:b w:val="0"/>
+          <w:i w:val="0"/>
+        </w:rPr>
         <w:t xml:space="preserve"> architecture is that it uses:</w:t>
       </w:r>
     </w:p>
     <w:p>
       <w:r>
+        <w:rPr>
+          <w:b w:val="0"/>
+          <w:i w:val="0"/>
+        </w:rPr>
         <w:t>A. Separate memories and buses for data and instructions</w:t>
       </w:r>
     </w:p>
     <w:p>
       <w:r>
+        <w:rPr>
+          <w:b w:val="0"/>
+          <w:i w:val="0"/>
+        </w:rPr>
         <w:t>B. A single shared memory and bus for both data and instructions</w:t>
       </w:r>
     </w:p>
     <w:p>
       <w:r>
+        <w:rPr>
+          <w:b w:val="0"/>
+          <w:i w:val="0"/>
+        </w:rPr>
         <w:t>C. Thousands of small cores for parallel processing</w:t>
       </w:r>
     </w:p>
     <w:p>
       <w:r>
+        <w:rPr>
+          <w:b w:val="0"/>
+          <w:i w:val="0"/>
+        </w:rPr>
         <w:t>D. Only read-only memory</w:t>
       </w:r>
     </w:p>
     <w:p>
       <w:r>
+        <w:rPr>
+          <w:b w:val="0"/>
+          <w:i w:val="0"/>
+        </w:rPr>
         <w:t>Your answer: ☐</w:t>
       </w:r>
     </w:p>
@@ -125,44 +123,74 @@
       <w:r>
         <w:rPr>
           <w:b/>
+          <w:i w:val="0"/>
         </w:rPr>
         <w:t>2.</w:t>
       </w:r>
       <w:r>
+        <w:rPr>
+          <w:b w:val="0"/>
+          <w:i w:val="0"/>
+        </w:rPr>
         <w:t xml:space="preserve"> Which architecture allows an instruction to be </w:t>
       </w:r>
       <w:r>
         <w:rPr>
           <w:b/>
+          <w:i w:val="0"/>
         </w:rPr>
         <w:t>fetched at the same time</w:t>
       </w:r>
       <w:r>
+        <w:rPr>
+          <w:b w:val="0"/>
+          <w:i w:val="0"/>
+        </w:rPr>
         <w:t xml:space="preserve"> as data is read or written?</w:t>
       </w:r>
     </w:p>
     <w:p>
       <w:r>
+        <w:rPr>
+          <w:b w:val="0"/>
+          <w:i w:val="0"/>
+        </w:rPr>
         <w:t>A. Von Neumann</w:t>
       </w:r>
     </w:p>
     <w:p>
       <w:r>
+        <w:rPr>
+          <w:b w:val="0"/>
+          <w:i w:val="0"/>
+        </w:rPr>
         <w:t>B. CISC</w:t>
       </w:r>
     </w:p>
     <w:p>
       <w:r>
+        <w:rPr>
+          <w:b w:val="0"/>
+          <w:i w:val="0"/>
+        </w:rPr>
         <w:t>C. Harvard</w:t>
       </w:r>
     </w:p>
     <w:p>
       <w:r>
+        <w:rPr>
+          <w:b w:val="0"/>
+          <w:i w:val="0"/>
+        </w:rPr>
         <w:t>D. Single-core</w:t>
       </w:r>
     </w:p>
     <w:p>
       <w:r>
+        <w:rPr>
+          <w:b w:val="0"/>
+          <w:i w:val="0"/>
+        </w:rPr>
         <w:t>Your answer: ☐</w:t>
       </w:r>
     </w:p>
@@ -170,44 +198,74 @@
       <w:r>
         <w:rPr>
           <w:b/>
+          <w:i w:val="0"/>
         </w:rPr>
         <w:t>3.</w:t>
       </w:r>
       <w:r>
+        <w:rPr>
+          <w:b w:val="0"/>
+          <w:i w:val="0"/>
+        </w:rPr>
         <w:t xml:space="preserve"> Compared with CISC, </w:t>
       </w:r>
       <w:r>
         <w:rPr>
           <w:b/>
+          <w:i w:val="0"/>
         </w:rPr>
         <w:t>RISC</w:t>
       </w:r>
       <w:r>
+        <w:rPr>
+          <w:b w:val="0"/>
+          <w:i w:val="0"/>
+        </w:rPr>
         <w:t xml:space="preserve"> processors typically have:</w:t>
       </w:r>
     </w:p>
     <w:p>
       <w:r>
+        <w:rPr>
+          <w:b w:val="0"/>
+          <w:i w:val="0"/>
+        </w:rPr>
         <w:t>A. Many complex, variable-length instructions</w:t>
       </w:r>
     </w:p>
     <w:p>
       <w:r>
+        <w:rPr>
+          <w:b w:val="0"/>
+          <w:i w:val="0"/>
+        </w:rPr>
         <w:t>B. Few simple, fixed-length instructions aiming for one cycle each</w:t>
       </w:r>
     </w:p>
     <w:p>
       <w:r>
+        <w:rPr>
+          <w:b w:val="0"/>
+          <w:i w:val="0"/>
+        </w:rPr>
         <w:t>C. All complexity built into the hardware</w:t>
       </w:r>
     </w:p>
     <w:p>
       <w:r>
+        <w:rPr>
+          <w:b w:val="0"/>
+          <w:i w:val="0"/>
+        </w:rPr>
         <w:t>D. Higher power consumption</w:t>
       </w:r>
     </w:p>
     <w:p>
       <w:r>
+        <w:rPr>
+          <w:b w:val="0"/>
+          <w:i w:val="0"/>
+        </w:rPr>
         <w:t>Your answer: ☐</w:t>
       </w:r>
     </w:p>
@@ -215,44 +273,74 @@
       <w:r>
         <w:rPr>
           <w:b/>
+          <w:i w:val="0"/>
         </w:rPr>
         <w:t>4.</w:t>
       </w:r>
       <w:r>
+        <w:rPr>
+          <w:b w:val="0"/>
+          <w:i w:val="0"/>
+        </w:rPr>
         <w:t xml:space="preserve"> In a </w:t>
       </w:r>
       <w:r>
         <w:rPr>
           <w:b/>
+          <w:i w:val="0"/>
         </w:rPr>
         <w:t>CISC</w:t>
       </w:r>
       <w:r>
+        <w:rPr>
+          <w:b w:val="0"/>
+          <w:i w:val="0"/>
+        </w:rPr>
         <w:t xml:space="preserve"> processor, the complexity of executing instructions is mainly handled by the:</w:t>
       </w:r>
     </w:p>
     <w:p>
       <w:r>
+        <w:rPr>
+          <w:b w:val="0"/>
+          <w:i w:val="0"/>
+        </w:rPr>
         <w:t>A. Compiler / software</w:t>
       </w:r>
     </w:p>
     <w:p>
       <w:r>
+        <w:rPr>
+          <w:b w:val="0"/>
+          <w:i w:val="0"/>
+        </w:rPr>
         <w:t>B. Hardware</w:t>
       </w:r>
     </w:p>
     <w:p>
       <w:r>
+        <w:rPr>
+          <w:b w:val="0"/>
+          <w:i w:val="0"/>
+        </w:rPr>
         <w:t>C. Cache</w:t>
       </w:r>
     </w:p>
     <w:p>
       <w:r>
+        <w:rPr>
+          <w:b w:val="0"/>
+          <w:i w:val="0"/>
+        </w:rPr>
         <w:t>D. Address bus</w:t>
       </w:r>
     </w:p>
     <w:p>
       <w:r>
+        <w:rPr>
+          <w:b w:val="0"/>
+          <w:i w:val="0"/>
+        </w:rPr>
         <w:t>Your answer: ☐</w:t>
       </w:r>
     </w:p>
@@ -260,44 +348,74 @@
       <w:r>
         <w:rPr>
           <w:b/>
+          <w:i w:val="0"/>
         </w:rPr>
         <w:t>5.</w:t>
       </w:r>
       <w:r>
+        <w:rPr>
+          <w:b w:val="0"/>
+          <w:i w:val="0"/>
+        </w:rPr>
         <w:t xml:space="preserve"> Which type of processor is most commonly found in </w:t>
       </w:r>
       <w:r>
         <w:rPr>
           <w:b/>
+          <w:i w:val="0"/>
         </w:rPr>
         <w:t>mobile phones and embedded devices</w:t>
       </w:r>
       <w:r>
+        <w:rPr>
+          <w:b w:val="0"/>
+          <w:i w:val="0"/>
+        </w:rPr>
         <w:t xml:space="preserve"> because of its low power use?</w:t>
       </w:r>
     </w:p>
     <w:p>
       <w:r>
+        <w:rPr>
+          <w:b w:val="0"/>
+          <w:i w:val="0"/>
+        </w:rPr>
         <w:t>A. CISC (x86)</w:t>
       </w:r>
     </w:p>
     <w:p>
       <w:r>
+        <w:rPr>
+          <w:b w:val="0"/>
+          <w:i w:val="0"/>
+        </w:rPr>
         <w:t>B. RISC (ARM)</w:t>
       </w:r>
     </w:p>
     <w:p>
       <w:r>
+        <w:rPr>
+          <w:b w:val="0"/>
+          <w:i w:val="0"/>
+        </w:rPr>
         <w:t>C. Von Neumann only</w:t>
       </w:r>
     </w:p>
     <w:p>
       <w:r>
+        <w:rPr>
+          <w:b w:val="0"/>
+          <w:i w:val="0"/>
+        </w:rPr>
         <w:t>D. GPU only</w:t>
       </w:r>
     </w:p>
     <w:p>
       <w:r>
+        <w:rPr>
+          <w:b w:val="0"/>
+          <w:i w:val="0"/>
+        </w:rPr>
         <w:t>Your answer: ☐</w:t>
       </w:r>
     </w:p>
@@ -305,44 +423,74 @@
       <w:r>
         <w:rPr>
           <w:b/>
+          <w:i w:val="0"/>
         </w:rPr>
         <w:t>6.</w:t>
       </w:r>
       <w:r>
+        <w:rPr>
+          <w:b w:val="0"/>
+          <w:i w:val="0"/>
+        </w:rPr>
         <w:t xml:space="preserve"> A </w:t>
       </w:r>
       <w:r>
         <w:rPr>
           <w:b/>
+          <w:i w:val="0"/>
         </w:rPr>
         <w:t>GPU</w:t>
       </w:r>
       <w:r>
+        <w:rPr>
+          <w:b w:val="0"/>
+          <w:i w:val="0"/>
+        </w:rPr>
         <w:t xml:space="preserve"> is best suited to:</w:t>
       </w:r>
     </w:p>
     <w:p>
       <w:r>
+        <w:rPr>
+          <w:b w:val="0"/>
+          <w:i w:val="0"/>
+        </w:rPr>
         <w:t>A. Highly sequential, branch-heavy tasks</w:t>
       </w:r>
     </w:p>
     <w:p>
       <w:r>
+        <w:rPr>
+          <w:b w:val="0"/>
+          <w:i w:val="0"/>
+        </w:rPr>
         <w:t>B. Applying the same operation to large blocks of data in parallel</w:t>
       </w:r>
     </w:p>
     <w:p>
       <w:r>
+        <w:rPr>
+          <w:b w:val="0"/>
+          <w:i w:val="0"/>
+        </w:rPr>
         <w:t>C. Running the operating system kernel</w:t>
       </w:r>
     </w:p>
     <w:p>
       <w:r>
+        <w:rPr>
+          <w:b w:val="0"/>
+          <w:i w:val="0"/>
+        </w:rPr>
         <w:t>D. Storing data permanently when the power is off</w:t>
       </w:r>
     </w:p>
     <w:p>
       <w:r>
+        <w:rPr>
+          <w:b w:val="0"/>
+          <w:i w:val="0"/>
+        </w:rPr>
         <w:t>Your answer: ☐</w:t>
       </w:r>
     </w:p>
@@ -350,44 +498,74 @@
       <w:r>
         <w:rPr>
           <w:b/>
+          <w:i w:val="0"/>
         </w:rPr>
         <w:t>7.</w:t>
       </w:r>
       <w:r>
+        <w:rPr>
+          <w:b w:val="0"/>
+          <w:i w:val="0"/>
+        </w:rPr>
         <w:t xml:space="preserve"> Which of the following is an example of </w:t>
       </w:r>
       <w:r>
         <w:rPr>
           <w:b/>
+          <w:i w:val="0"/>
         </w:rPr>
         <w:t>GPGPU</w:t>
       </w:r>
       <w:r>
+        <w:rPr>
+          <w:b w:val="0"/>
+          <w:i w:val="0"/>
+        </w:rPr>
         <w:t xml:space="preserve"> (general-purpose computing on a GPU)?</w:t>
       </w:r>
     </w:p>
     <w:p>
       <w:r>
+        <w:rPr>
+          <w:b w:val="0"/>
+          <w:i w:val="0"/>
+        </w:rPr>
         <w:t>A. Rendering pixels for a 3D game</w:t>
       </w:r>
     </w:p>
     <w:p>
       <w:r>
+        <w:rPr>
+          <w:b w:val="0"/>
+          <w:i w:val="0"/>
+        </w:rPr>
         <w:t>B. Training a neural network / machine learning</w:t>
       </w:r>
     </w:p>
     <w:p>
       <w:r>
+        <w:rPr>
+          <w:b w:val="0"/>
+          <w:i w:val="0"/>
+        </w:rPr>
         <w:t>C. Decoding a single instruction in the CIR</w:t>
       </w:r>
     </w:p>
     <w:p>
       <w:r>
+        <w:rPr>
+          <w:b w:val="0"/>
+          <w:i w:val="0"/>
+        </w:rPr>
         <w:t>D. Holding the BIOS firmware</w:t>
       </w:r>
     </w:p>
     <w:p>
       <w:r>
+        <w:rPr>
+          <w:b w:val="0"/>
+          <w:i w:val="0"/>
+        </w:rPr>
         <w:t>Your answer: ☐</w:t>
       </w:r>
     </w:p>
@@ -395,44 +573,74 @@
       <w:r>
         <w:rPr>
           <w:b/>
+          <w:i w:val="0"/>
         </w:rPr>
         <w:t>8.</w:t>
       </w:r>
       <w:r>
+        <w:rPr>
+          <w:b w:val="0"/>
+          <w:i w:val="0"/>
+        </w:rPr>
         <w:t xml:space="preserve"> A task will </w:t>
       </w:r>
       <w:r>
         <w:rPr>
           <w:b/>
+          <w:i w:val="0"/>
         </w:rPr>
         <w:t>not</w:t>
       </w:r>
       <w:r>
+        <w:rPr>
+          <w:b w:val="0"/>
+          <w:i w:val="0"/>
+        </w:rPr>
         <w:t xml:space="preserve"> benefit much from parallel processing when:</w:t>
       </w:r>
     </w:p>
     <w:p>
       <w:r>
+        <w:rPr>
+          <w:b w:val="0"/>
+          <w:i w:val="0"/>
+        </w:rPr>
         <w:t>A. It can be split into many independent sub-tasks</w:t>
       </w:r>
     </w:p>
     <w:p>
       <w:r>
+        <w:rPr>
+          <w:b w:val="0"/>
+          <w:i w:val="0"/>
+        </w:rPr>
         <w:t>B. Each step depends on the result of the previous step (data dependency)</w:t>
       </w:r>
     </w:p>
     <w:p>
       <w:r>
+        <w:rPr>
+          <w:b w:val="0"/>
+          <w:i w:val="0"/>
+        </w:rPr>
         <w:t>C. The software is written to use multiple threads</w:t>
       </w:r>
     </w:p>
     <w:p>
       <w:r>
+        <w:rPr>
+          <w:b w:val="0"/>
+          <w:i w:val="0"/>
+        </w:rPr>
         <w:t>D. There are many cores available</w:t>
       </w:r>
     </w:p>
     <w:p>
       <w:r>
+        <w:rPr>
+          <w:b w:val="0"/>
+          <w:i w:val="0"/>
+        </w:rPr>
         <w:t>Your answer: ☐</w:t>
       </w:r>
     </w:p>
@@ -441,6 +649,10 @@
         <w:pStyle w:val="Heading2"/>
       </w:pPr>
       <w:r>
+        <w:rPr>
+          <w:b w:val="0"/>
+          <w:i w:val="0"/>
+        </w:rPr>
         <w:t>Section B — Short answer (12 marks)</w:t>
       </w:r>
     </w:p>
@@ -448,24 +660,35 @@
       <w:r>
         <w:rPr>
           <w:b/>
+          <w:i w:val="0"/>
         </w:rPr>
         <w:t>9.</w:t>
       </w:r>
       <w:r>
+        <w:rPr>
+          <w:b w:val="0"/>
+          <w:i w:val="0"/>
+        </w:rPr>
         <w:t xml:space="preserve"> State </w:t>
       </w:r>
       <w:r>
         <w:rPr>
           <w:b/>
+          <w:i w:val="0"/>
         </w:rPr>
         <w:t>three</w:t>
       </w:r>
       <w:r>
+        <w:rPr>
+          <w:b w:val="0"/>
+          <w:i w:val="0"/>
+        </w:rPr>
         <w:t xml:space="preserve"> differences between Von Neumann and Harvard architectures. </w:t>
       </w:r>
       <w:r>
         <w:rPr>
           <w:b/>
+          <w:i w:val="0"/>
         </w:rPr>
         <w:t>[3]</w:t>
       </w:r>
@@ -527,24 +750,35 @@
       <w:r>
         <w:rPr>
           <w:b/>
+          <w:i w:val="0"/>
         </w:rPr>
         <w:t>10.</w:t>
       </w:r>
       <w:r>
+        <w:rPr>
+          <w:b w:val="0"/>
+          <w:i w:val="0"/>
+        </w:rPr>
         <w:t xml:space="preserve"> Many modern CPUs are described as a </w:t>
       </w:r>
       <w:r>
         <w:rPr>
           <w:b/>
+          <w:i w:val="0"/>
         </w:rPr>
         <w:t>modified (hybrid) Harvard</w:t>
       </w:r>
       <w:r>
+        <w:rPr>
+          <w:b w:val="0"/>
+          <w:i w:val="0"/>
+        </w:rPr>
         <w:t xml:space="preserve"> architecture. Explain what this means. </w:t>
       </w:r>
       <w:r>
         <w:rPr>
           <w:b/>
+          <w:i w:val="0"/>
         </w:rPr>
         <w:t>[2]</w:t>
       </w:r>
@@ -591,24 +825,35 @@
       <w:r>
         <w:rPr>
           <w:b/>
+          <w:i w:val="0"/>
         </w:rPr>
         <w:t>11.</w:t>
       </w:r>
       <w:r>
+        <w:rPr>
+          <w:b w:val="0"/>
+          <w:i w:val="0"/>
+        </w:rPr>
         <w:t xml:space="preserve"> Explain </w:t>
       </w:r>
       <w:r>
         <w:rPr>
           <w:b/>
+          <w:i w:val="0"/>
         </w:rPr>
         <w:t>two</w:t>
       </w:r>
       <w:r>
+        <w:rPr>
+          <w:b w:val="0"/>
+          <w:i w:val="0"/>
+        </w:rPr>
         <w:t xml:space="preserve"> differences between CISC and RISC processors. </w:t>
       </w:r>
       <w:r>
         <w:rPr>
           <w:b/>
+          <w:i w:val="0"/>
         </w:rPr>
         <w:t>[2]</w:t>
       </w:r>
@@ -655,24 +900,35 @@
       <w:r>
         <w:rPr>
           <w:b/>
+          <w:i w:val="0"/>
         </w:rPr>
         <w:t>12.</w:t>
       </w:r>
       <w:r>
+        <w:rPr>
+          <w:b w:val="0"/>
+          <w:i w:val="0"/>
+        </w:rPr>
         <w:t xml:space="preserve"> Explain why a </w:t>
       </w:r>
       <w:r>
         <w:rPr>
           <w:b/>
+          <w:i w:val="0"/>
         </w:rPr>
         <w:t>GPU</w:t>
       </w:r>
       <w:r>
+        <w:rPr>
+          <w:b w:val="0"/>
+          <w:i w:val="0"/>
+        </w:rPr>
         <w:t xml:space="preserve"> can render 3D graphics so quickly. </w:t>
       </w:r>
       <w:r>
         <w:rPr>
           <w:b/>
+          <w:i w:val="0"/>
         </w:rPr>
         <w:t>[2]</w:t>
       </w:r>
@@ -719,24 +975,35 @@
       <w:r>
         <w:rPr>
           <w:b/>
+          <w:i w:val="0"/>
         </w:rPr>
         <w:t>13.</w:t>
       </w:r>
       <w:r>
+        <w:rPr>
+          <w:b w:val="0"/>
+          <w:i w:val="0"/>
+        </w:rPr>
         <w:t xml:space="preserve"> Define the term </w:t>
       </w:r>
       <w:r>
         <w:rPr>
           <w:b/>
+          <w:i w:val="0"/>
         </w:rPr>
         <w:t>multicore processor</w:t>
       </w:r>
       <w:r>
+        <w:rPr>
+          <w:b w:val="0"/>
+          <w:i w:val="0"/>
+        </w:rPr>
         <w:t xml:space="preserve">. </w:t>
       </w:r>
       <w:r>
         <w:rPr>
           <w:b/>
+          <w:i w:val="0"/>
         </w:rPr>
         <w:t>[1]</w:t>
       </w:r>
@@ -768,24 +1035,35 @@
       <w:r>
         <w:rPr>
           <w:b/>
+          <w:i w:val="0"/>
         </w:rPr>
         <w:t>14.</w:t>
       </w:r>
       <w:r>
+        <w:rPr>
+          <w:b w:val="0"/>
+          <w:i w:val="0"/>
+        </w:rPr>
         <w:t xml:space="preserve"> A program sorts a list and then searches it. The search cannot start until the sort has finished. Explain why splitting this work across multiple cores gives </w:t>
       </w:r>
       <w:r>
         <w:rPr>
           <w:b/>
+          <w:i w:val="0"/>
         </w:rPr>
         <w:t>limited</w:t>
       </w:r>
       <w:r>
+        <w:rPr>
+          <w:b w:val="0"/>
+          <w:i w:val="0"/>
+        </w:rPr>
         <w:t xml:space="preserve"> benefit. </w:t>
       </w:r>
       <w:r>
         <w:rPr>
           <w:b/>
+          <w:i w:val="0"/>
         </w:rPr>
         <w:t>[2]</w:t>
       </w:r>
@@ -833,6 +1111,10 @@
         <w:pStyle w:val="Heading2"/>
       </w:pPr>
       <w:r>
+        <w:rPr>
+          <w:b w:val="0"/>
+          <w:i w:val="0"/>
+        </w:rPr>
         <w:t>Section C — Exam-style question (5 marks)</w:t>
       </w:r>
     </w:p>
@@ -840,38 +1122,58 @@
       <w:r>
         <w:rPr>
           <w:b/>
+          <w:i w:val="0"/>
         </w:rPr>
         <w:t>15.</w:t>
       </w:r>
       <w:r>
+        <w:rPr>
+          <w:b w:val="0"/>
+          <w:i w:val="0"/>
+        </w:rPr>
         <w:t xml:space="preserve"> A research team needs to run large-scale scientific simulations that apply the same mathematical calculation to millions of data points. They are deciding whether to invest in a powerful multicore </w:t>
       </w:r>
       <w:r>
         <w:rPr>
           <w:b/>
+          <w:i w:val="0"/>
         </w:rPr>
         <w:t>CPU</w:t>
       </w:r>
       <w:r>
+        <w:rPr>
+          <w:b w:val="0"/>
+          <w:i w:val="0"/>
+        </w:rPr>
         <w:t xml:space="preserve"> or a high-end </w:t>
       </w:r>
       <w:r>
         <w:rPr>
           <w:b/>
+          <w:i w:val="0"/>
         </w:rPr>
         <w:t>GPU</w:t>
       </w:r>
       <w:r>
+        <w:rPr>
+          <w:b w:val="0"/>
+          <w:i w:val="0"/>
+        </w:rPr>
         <w:t>.</w:t>
       </w:r>
     </w:p>
     <w:p>
       <w:r>
+        <w:rPr>
+          <w:b w:val="0"/>
+          <w:i w:val="0"/>
+        </w:rPr>
         <w:t xml:space="preserve">Discuss which processor type is better suited to this workload and justify your answer. </w:t>
       </w:r>
       <w:r>
         <w:rPr>
           <w:b/>
+          <w:i w:val="0"/>
         </w:rPr>
         <w:t>(AO2/AO3) [5]</w:t>
       </w:r>

--- a/Course/1 Component 1 - Computer Systems/1.1 Processors, Input, Output and Storage/1.1.2 Types of Processor/3 Worksheet (editable).docx
+++ b/Course/1 Component 1 - Computer Systems/1.1 Processors, Input, Output and Storage/1.1.2 Types of Processor/3 Worksheet (editable).docx
@@ -693,38 +693,32 @@
         <w:t>[3]</w:t>
       </w:r>
     </w:p>
-    <w:p>
-      <w:pPr>
-        <w:spacing w:before="260"/>
-        <w:pBdr>
-          <w:bottom w:val="single" w:sz="4" w:space="1" w:color="AAB4C0"/>
-        </w:pBdr>
-      </w:pPr>
-    </w:p>
-    <w:p>
-      <w:pPr>
-        <w:spacing w:before="260"/>
-        <w:pBdr>
-          <w:bottom w:val="single" w:sz="4" w:space="1" w:color="AAB4C0"/>
-        </w:pBdr>
-      </w:pPr>
-    </w:p>
-    <w:p>
-      <w:pPr>
-        <w:spacing w:before="260"/>
-        <w:pBdr>
-          <w:bottom w:val="single" w:sz="4" w:space="1" w:color="AAB4C0"/>
-        </w:pBdr>
-      </w:pPr>
-    </w:p>
-    <w:p>
-      <w:pPr>
-        <w:spacing w:before="260"/>
-        <w:pBdr>
-          <w:bottom w:val="single" w:sz="4" w:space="1" w:color="AAB4C0"/>
-        </w:pBdr>
-      </w:pPr>
-    </w:p>
+    <w:tbl>
+      <w:tblPr>
+        <w:tblStyle w:val="TableGrid"/>
+        <w:tblW w:type="auto" w:w="0"/>
+        <w:tblLook w:firstColumn="1" w:firstRow="1" w:lastColumn="0" w:lastRow="0" w:noHBand="0" w:noVBand="1" w:val="04A0"/>
+      </w:tblPr>
+      <w:tblGrid>
+        <w:gridCol w:w="8640"/>
+      </w:tblGrid>
+      <w:tr>
+        <w:trPr>
+          <w:trHeight w:val="1360" w:hRule="atLeast"/>
+        </w:trPr>
+        <w:tc>
+          <w:tcPr>
+            <w:tcW w:type="dxa" w:w="8640"/>
+          </w:tcPr>
+          <w:p>
+            <w:pPr>
+              <w:spacing w:before="40"/>
+            </w:pPr>
+          </w:p>
+        </w:tc>
+      </w:tr>
+    </w:tbl>
+    <w:p/>
     <w:p>
       <w:pPr>
         <w:pBdr>
@@ -783,30 +777,32 @@
         <w:t>[2]</w:t>
       </w:r>
     </w:p>
-    <w:p>
-      <w:pPr>
-        <w:spacing w:before="260"/>
-        <w:pBdr>
-          <w:bottom w:val="single" w:sz="4" w:space="1" w:color="AAB4C0"/>
-        </w:pBdr>
-      </w:pPr>
-    </w:p>
-    <w:p>
-      <w:pPr>
-        <w:spacing w:before="260"/>
-        <w:pBdr>
-          <w:bottom w:val="single" w:sz="4" w:space="1" w:color="AAB4C0"/>
-        </w:pBdr>
-      </w:pPr>
-    </w:p>
-    <w:p>
-      <w:pPr>
-        <w:spacing w:before="260"/>
-        <w:pBdr>
-          <w:bottom w:val="single" w:sz="4" w:space="1" w:color="AAB4C0"/>
-        </w:pBdr>
-      </w:pPr>
-    </w:p>
+    <w:tbl>
+      <w:tblPr>
+        <w:tblStyle w:val="TableGrid"/>
+        <w:tblW w:type="auto" w:w="0"/>
+        <w:tblLook w:firstColumn="1" w:firstRow="1" w:lastColumn="0" w:lastRow="0" w:noHBand="0" w:noVBand="1" w:val="04A0"/>
+      </w:tblPr>
+      <w:tblGrid>
+        <w:gridCol w:w="8640"/>
+      </w:tblGrid>
+      <w:tr>
+        <w:trPr>
+          <w:trHeight w:val="1020" w:hRule="atLeast"/>
+        </w:trPr>
+        <w:tc>
+          <w:tcPr>
+            <w:tcW w:type="dxa" w:w="8640"/>
+          </w:tcPr>
+          <w:p>
+            <w:pPr>
+              <w:spacing w:before="40"/>
+            </w:pPr>
+          </w:p>
+        </w:tc>
+      </w:tr>
+    </w:tbl>
+    <w:p/>
     <w:p>
       <w:pPr>
         <w:pBdr>
@@ -858,30 +854,32 @@
         <w:t>[2]</w:t>
       </w:r>
     </w:p>
-    <w:p>
-      <w:pPr>
-        <w:spacing w:before="260"/>
-        <w:pBdr>
-          <w:bottom w:val="single" w:sz="4" w:space="1" w:color="AAB4C0"/>
-        </w:pBdr>
-      </w:pPr>
-    </w:p>
-    <w:p>
-      <w:pPr>
-        <w:spacing w:before="260"/>
-        <w:pBdr>
-          <w:bottom w:val="single" w:sz="4" w:space="1" w:color="AAB4C0"/>
-        </w:pBdr>
-      </w:pPr>
-    </w:p>
-    <w:p>
-      <w:pPr>
-        <w:spacing w:before="260"/>
-        <w:pBdr>
-          <w:bottom w:val="single" w:sz="4" w:space="1" w:color="AAB4C0"/>
-        </w:pBdr>
-      </w:pPr>
-    </w:p>
+    <w:tbl>
+      <w:tblPr>
+        <w:tblStyle w:val="TableGrid"/>
+        <w:tblW w:type="auto" w:w="0"/>
+        <w:tblLook w:firstColumn="1" w:firstRow="1" w:lastColumn="0" w:lastRow="0" w:noHBand="0" w:noVBand="1" w:val="04A0"/>
+      </w:tblPr>
+      <w:tblGrid>
+        <w:gridCol w:w="8640"/>
+      </w:tblGrid>
+      <w:tr>
+        <w:trPr>
+          <w:trHeight w:val="1020" w:hRule="atLeast"/>
+        </w:trPr>
+        <w:tc>
+          <w:tcPr>
+            <w:tcW w:type="dxa" w:w="8640"/>
+          </w:tcPr>
+          <w:p>
+            <w:pPr>
+              <w:spacing w:before="40"/>
+            </w:pPr>
+          </w:p>
+        </w:tc>
+      </w:tr>
+    </w:tbl>
+    <w:p/>
     <w:p>
       <w:pPr>
         <w:pBdr>
@@ -933,30 +931,32 @@
         <w:t>[2]</w:t>
       </w:r>
     </w:p>
-    <w:p>
-      <w:pPr>
-        <w:spacing w:before="260"/>
-        <w:pBdr>
-          <w:bottom w:val="single" w:sz="4" w:space="1" w:color="AAB4C0"/>
-        </w:pBdr>
-      </w:pPr>
-    </w:p>
-    <w:p>
-      <w:pPr>
-        <w:spacing w:before="260"/>
-        <w:pBdr>
-          <w:bottom w:val="single" w:sz="4" w:space="1" w:color="AAB4C0"/>
-        </w:pBdr>
-      </w:pPr>
-    </w:p>
-    <w:p>
-      <w:pPr>
-        <w:spacing w:before="260"/>
-        <w:pBdr>
-          <w:bottom w:val="single" w:sz="4" w:space="1" w:color="AAB4C0"/>
-        </w:pBdr>
-      </w:pPr>
-    </w:p>
+    <w:tbl>
+      <w:tblPr>
+        <w:tblStyle w:val="TableGrid"/>
+        <w:tblW w:type="auto" w:w="0"/>
+        <w:tblLook w:firstColumn="1" w:firstRow="1" w:lastColumn="0" w:lastRow="0" w:noHBand="0" w:noVBand="1" w:val="04A0"/>
+      </w:tblPr>
+      <w:tblGrid>
+        <w:gridCol w:w="8640"/>
+      </w:tblGrid>
+      <w:tr>
+        <w:trPr>
+          <w:trHeight w:val="1020" w:hRule="atLeast"/>
+        </w:trPr>
+        <w:tc>
+          <w:tcPr>
+            <w:tcW w:type="dxa" w:w="8640"/>
+          </w:tcPr>
+          <w:p>
+            <w:pPr>
+              <w:spacing w:before="40"/>
+            </w:pPr>
+          </w:p>
+        </w:tc>
+      </w:tr>
+    </w:tbl>
+    <w:p/>
     <w:p>
       <w:pPr>
         <w:pBdr>
@@ -1008,22 +1008,32 @@
         <w:t>[1]</w:t>
       </w:r>
     </w:p>
-    <w:p>
-      <w:pPr>
-        <w:spacing w:before="260"/>
-        <w:pBdr>
-          <w:bottom w:val="single" w:sz="4" w:space="1" w:color="AAB4C0"/>
-        </w:pBdr>
-      </w:pPr>
-    </w:p>
-    <w:p>
-      <w:pPr>
-        <w:spacing w:before="260"/>
-        <w:pBdr>
-          <w:bottom w:val="single" w:sz="4" w:space="1" w:color="AAB4C0"/>
-        </w:pBdr>
-      </w:pPr>
-    </w:p>
+    <w:tbl>
+      <w:tblPr>
+        <w:tblStyle w:val="TableGrid"/>
+        <w:tblW w:type="auto" w:w="0"/>
+        <w:tblLook w:firstColumn="1" w:firstRow="1" w:lastColumn="0" w:lastRow="0" w:noHBand="0" w:noVBand="1" w:val="04A0"/>
+      </w:tblPr>
+      <w:tblGrid>
+        <w:gridCol w:w="8640"/>
+      </w:tblGrid>
+      <w:tr>
+        <w:trPr>
+          <w:trHeight w:val="680" w:hRule="atLeast"/>
+        </w:trPr>
+        <w:tc>
+          <w:tcPr>
+            <w:tcW w:type="dxa" w:w="8640"/>
+          </w:tcPr>
+          <w:p>
+            <w:pPr>
+              <w:spacing w:before="40"/>
+            </w:pPr>
+          </w:p>
+        </w:tc>
+      </w:tr>
+    </w:tbl>
+    <w:p/>
     <w:p>
       <w:pPr>
         <w:pBdr>
@@ -1068,30 +1078,32 @@
         <w:t>[2]</w:t>
       </w:r>
     </w:p>
-    <w:p>
-      <w:pPr>
-        <w:spacing w:before="260"/>
-        <w:pBdr>
-          <w:bottom w:val="single" w:sz="4" w:space="1" w:color="AAB4C0"/>
-        </w:pBdr>
-      </w:pPr>
-    </w:p>
-    <w:p>
-      <w:pPr>
-        <w:spacing w:before="260"/>
-        <w:pBdr>
-          <w:bottom w:val="single" w:sz="4" w:space="1" w:color="AAB4C0"/>
-        </w:pBdr>
-      </w:pPr>
-    </w:p>
-    <w:p>
-      <w:pPr>
-        <w:spacing w:before="260"/>
-        <w:pBdr>
-          <w:bottom w:val="single" w:sz="4" w:space="1" w:color="AAB4C0"/>
-        </w:pBdr>
-      </w:pPr>
-    </w:p>
+    <w:tbl>
+      <w:tblPr>
+        <w:tblStyle w:val="TableGrid"/>
+        <w:tblW w:type="auto" w:w="0"/>
+        <w:tblLook w:firstColumn="1" w:firstRow="1" w:lastColumn="0" w:lastRow="0" w:noHBand="0" w:noVBand="1" w:val="04A0"/>
+      </w:tblPr>
+      <w:tblGrid>
+        <w:gridCol w:w="8640"/>
+      </w:tblGrid>
+      <w:tr>
+        <w:trPr>
+          <w:trHeight w:val="1020" w:hRule="atLeast"/>
+        </w:trPr>
+        <w:tc>
+          <w:tcPr>
+            <w:tcW w:type="dxa" w:w="8640"/>
+          </w:tcPr>
+          <w:p>
+            <w:pPr>
+              <w:spacing w:before="40"/>
+            </w:pPr>
+          </w:p>
+        </w:tc>
+      </w:tr>
+    </w:tbl>
+    <w:p/>
     <w:p>
       <w:pPr>
         <w:pBdr>
@@ -1178,62 +1190,32 @@
         <w:t>(AO2/AO3) [5]</w:t>
       </w:r>
     </w:p>
-    <w:p>
-      <w:pPr>
-        <w:spacing w:before="260"/>
-        <w:pBdr>
-          <w:bottom w:val="single" w:sz="4" w:space="1" w:color="AAB4C0"/>
-        </w:pBdr>
-      </w:pPr>
-    </w:p>
-    <w:p>
-      <w:pPr>
-        <w:spacing w:before="260"/>
-        <w:pBdr>
-          <w:bottom w:val="single" w:sz="4" w:space="1" w:color="AAB4C0"/>
-        </w:pBdr>
-      </w:pPr>
-    </w:p>
-    <w:p>
-      <w:pPr>
-        <w:spacing w:before="260"/>
-        <w:pBdr>
-          <w:bottom w:val="single" w:sz="4" w:space="1" w:color="AAB4C0"/>
-        </w:pBdr>
-      </w:pPr>
-    </w:p>
-    <w:p>
-      <w:pPr>
-        <w:spacing w:before="260"/>
-        <w:pBdr>
-          <w:bottom w:val="single" w:sz="4" w:space="1" w:color="AAB4C0"/>
-        </w:pBdr>
-      </w:pPr>
-    </w:p>
-    <w:p>
-      <w:pPr>
-        <w:spacing w:before="260"/>
-        <w:pBdr>
-          <w:bottom w:val="single" w:sz="4" w:space="1" w:color="AAB4C0"/>
-        </w:pBdr>
-      </w:pPr>
-    </w:p>
-    <w:p>
-      <w:pPr>
-        <w:spacing w:before="260"/>
-        <w:pBdr>
-          <w:bottom w:val="single" w:sz="4" w:space="1" w:color="AAB4C0"/>
-        </w:pBdr>
-      </w:pPr>
-    </w:p>
-    <w:p>
-      <w:pPr>
-        <w:spacing w:before="260"/>
-        <w:pBdr>
-          <w:bottom w:val="single" w:sz="4" w:space="1" w:color="AAB4C0"/>
-        </w:pBdr>
-      </w:pPr>
-    </w:p>
+    <w:tbl>
+      <w:tblPr>
+        <w:tblStyle w:val="TableGrid"/>
+        <w:tblW w:type="auto" w:w="0"/>
+        <w:tblLook w:firstColumn="1" w:firstRow="1" w:lastColumn="0" w:lastRow="0" w:noHBand="0" w:noVBand="1" w:val="04A0"/>
+      </w:tblPr>
+      <w:tblGrid>
+        <w:gridCol w:w="8640"/>
+      </w:tblGrid>
+      <w:tr>
+        <w:trPr>
+          <w:trHeight w:val="2380" w:hRule="atLeast"/>
+        </w:trPr>
+        <w:tc>
+          <w:tcPr>
+            <w:tcW w:type="dxa" w:w="8640"/>
+          </w:tcPr>
+          <w:p>
+            <w:pPr>
+              <w:spacing w:before="40"/>
+            </w:pPr>
+          </w:p>
+        </w:tc>
+      </w:tr>
+    </w:tbl>
+    <w:p/>
     <w:p>
       <w:pPr>
         <w:pBdr>
